--- a/Docs/Proceso de Recaudo.docx
+++ b/Docs/Proceso de Recaudo.docx
@@ -1,10 +1,11 @@
 
 <file path=word/document.xml><?xml version="1.0" encoding="utf-8"?>
-<w:document xmlns:wpc="http://schemas.microsoft.com/office/word/2010/wordprocessingCanvas" xmlns:cx="http://schemas.microsoft.com/office/drawing/2014/chartex" xmlns:cx1="http://schemas.microsoft.com/office/drawing/2015/9/8/chartex" xmlns:cx2="http://schemas.microsoft.com/office/drawing/2015/10/21/chartex" xmlns:cx3="http://schemas.microsoft.com/office/drawing/2016/5/9/chartex" xmlns:cx4="http://schemas.microsoft.com/office/drawing/2016/5/10/chartex" xmlns:cx5="http://schemas.microsoft.com/office/drawing/2016/5/11/chartex" xmlns:cx6="http://schemas.microsoft.com/office/drawing/2016/5/12/chartex" xmlns:cx7="http://schemas.microsoft.com/office/drawing/2016/5/13/chartex" xmlns:cx8="http://schemas.microsoft.com/office/drawing/2016/5/14/chartex" xmlns:mc="http://schemas.openxmlformats.org/markup-compatibility/2006" xmlns:aink="http://schemas.microsoft.com/office/drawing/2016/ink" xmlns:am3d="http://schemas.microsoft.com/office/drawing/2017/model3d" xmlns:o="urn:schemas-microsoft-com:office:office" xmlns:r="http://schemas.openxmlformats.org/officeDocument/2006/relationships" xmlns:m="http://schemas.openxmlformats.org/officeDocument/2006/math" xmlns:v="urn:schemas-microsoft-com:vml" xmlns:wp14="http://schemas.microsoft.com/office/word/2010/wordprocessingDrawing" xmlns:wp="http://schemas.openxmlformats.org/drawingml/2006/wordprocessingDrawing" xmlns:w10="urn:schemas-microsoft-com:office:word" xmlns:w="http://schemas.openxmlformats.org/wordprocessingml/2006/main" xmlns:w14="http://schemas.microsoft.com/office/word/2010/wordml" xmlns:w15="http://schemas.microsoft.com/office/word/2012/wordml" xmlns:w16cex="http://schemas.microsoft.com/office/word/2018/wordml/cex" xmlns:w16cid="http://schemas.microsoft.com/office/word/2016/wordml/cid" xmlns:w16="http://schemas.microsoft.com/office/word/2018/wordml" xmlns:w16se="http://schemas.microsoft.com/office/word/2015/wordml/symex" xmlns:wpg="http://schemas.microsoft.com/office/word/2010/wordprocessingGroup" xmlns:wpi="http://schemas.microsoft.com/office/word/2010/wordprocessingInk" xmlns:wne="http://schemas.microsoft.com/office/word/2006/wordml" xmlns:wps="http://schemas.microsoft.com/office/word/2010/wordprocessingShape" mc:Ignorable="w14 w15 w16se w16cid w16 w16cex wp14">
+<w:document xmlns:wpc="http://schemas.microsoft.com/office/word/2010/wordprocessingCanvas" xmlns:cx="http://schemas.microsoft.com/office/drawing/2014/chartex" xmlns:cx1="http://schemas.microsoft.com/office/drawing/2015/9/8/chartex" xmlns:cx2="http://schemas.microsoft.com/office/drawing/2015/10/21/chartex" xmlns:cx3="http://schemas.microsoft.com/office/drawing/2016/5/9/chartex" xmlns:cx4="http://schemas.microsoft.com/office/drawing/2016/5/10/chartex" xmlns:cx5="http://schemas.microsoft.com/office/drawing/2016/5/11/chartex" xmlns:cx6="http://schemas.microsoft.com/office/drawing/2016/5/12/chartex" xmlns:cx7="http://schemas.microsoft.com/office/drawing/2016/5/13/chartex" xmlns:cx8="http://schemas.microsoft.com/office/drawing/2016/5/14/chartex" xmlns:mc="http://schemas.openxmlformats.org/markup-compatibility/2006" xmlns:aink="http://schemas.microsoft.com/office/drawing/2016/ink" xmlns:am3d="http://schemas.microsoft.com/office/drawing/2017/model3d" xmlns:o="urn:schemas-microsoft-com:office:office" xmlns:oel="http://schemas.microsoft.com/office/2019/extlst" xmlns:r="http://schemas.openxmlformats.org/officeDocument/2006/relationships" xmlns:m="http://schemas.openxmlformats.org/officeDocument/2006/math" xmlns:v="urn:schemas-microsoft-com:vml" xmlns:wp14="http://schemas.microsoft.com/office/word/2010/wordprocessingDrawing" xmlns:wp="http://schemas.openxmlformats.org/drawingml/2006/wordprocessingDrawing" xmlns:w10="urn:schemas-microsoft-com:office:word" xmlns:w="http://schemas.openxmlformats.org/wordprocessingml/2006/main" xmlns:w14="http://schemas.microsoft.com/office/word/2010/wordml" xmlns:w15="http://schemas.microsoft.com/office/word/2012/wordml" xmlns:w16cex="http://schemas.microsoft.com/office/word/2018/wordml/cex" xmlns:w16cid="http://schemas.microsoft.com/office/word/2016/wordml/cid" xmlns:w16="http://schemas.microsoft.com/office/word/2018/wordml" xmlns:w16du="http://schemas.microsoft.com/office/word/2023/wordml/word16du" xmlns:w16sdtdh="http://schemas.microsoft.com/office/word/2020/wordml/sdtdatahash" xmlns:w16sdtfl="http://schemas.microsoft.com/office/word/2024/wordml/sdtformatlock" xmlns:w16se="http://schemas.microsoft.com/office/word/2015/wordml/symex" xmlns:wpg="http://schemas.microsoft.com/office/word/2010/wordprocessingGroup" xmlns:wpi="http://schemas.microsoft.com/office/word/2010/wordprocessingInk" xmlns:wne="http://schemas.microsoft.com/office/word/2006/wordml" xmlns:wps="http://schemas.microsoft.com/office/word/2010/wordprocessingShape" mc:Ignorable="w14 w15 w16se w16cid w16 w16cex w16sdtdh w16sdtfl w16du wp14">
   <w:body>
     <w:p>
       <w:pPr>
         <w:spacing w:after="0" w:line="240" w:lineRule="auto"/>
+        <w:ind w:left="708" w:hanging="708"/>
         <w:jc w:val="both"/>
         <w:rPr>
           <w:rFonts w:ascii="Verdana" w:hAnsi="Verdana" w:cs="Helvetica"/>
@@ -3438,7 +3439,51 @@
           <w:szCs w:val="20"/>
           <w:lang w:eastAsia="es-CO"/>
         </w:rPr>
-        <w:t xml:space="preserve"> al 05 de Marzo hoy 06 de Marzo 2026.bz2” para validar el </w:t>
+        <w:t xml:space="preserve"> al 05 de </w:t>
+      </w:r>
+      <w:proofErr w:type="gramStart"/>
+      <w:r>
+        <w:rPr>
+          <w:rFonts w:ascii="Verdana" w:eastAsia="Times New Roman" w:hAnsi="Verdana" w:cs="Arial"/>
+          <w:color w:val="222222"/>
+          <w:sz w:val="20"/>
+          <w:szCs w:val="20"/>
+          <w:lang w:eastAsia="es-CO"/>
+        </w:rPr>
+        <w:t>Marzo</w:t>
+      </w:r>
+      <w:proofErr w:type="gramEnd"/>
+      <w:r>
+        <w:rPr>
+          <w:rFonts w:ascii="Verdana" w:eastAsia="Times New Roman" w:hAnsi="Verdana" w:cs="Arial"/>
+          <w:color w:val="222222"/>
+          <w:sz w:val="20"/>
+          <w:szCs w:val="20"/>
+          <w:lang w:eastAsia="es-CO"/>
+        </w:rPr>
+        <w:t xml:space="preserve"> hoy 06 de </w:t>
+      </w:r>
+      <w:proofErr w:type="gramStart"/>
+      <w:r>
+        <w:rPr>
+          <w:rFonts w:ascii="Verdana" w:eastAsia="Times New Roman" w:hAnsi="Verdana" w:cs="Arial"/>
+          <w:color w:val="222222"/>
+          <w:sz w:val="20"/>
+          <w:szCs w:val="20"/>
+          <w:lang w:eastAsia="es-CO"/>
+        </w:rPr>
+        <w:t>Marzo</w:t>
+      </w:r>
+      <w:proofErr w:type="gramEnd"/>
+      <w:r>
+        <w:rPr>
+          <w:rFonts w:ascii="Verdana" w:eastAsia="Times New Roman" w:hAnsi="Verdana" w:cs="Arial"/>
+          <w:color w:val="222222"/>
+          <w:sz w:val="20"/>
+          <w:szCs w:val="20"/>
+          <w:lang w:eastAsia="es-CO"/>
+        </w:rPr>
+        <w:t xml:space="preserve"> 2026.bz2” para validar el </w:t>
       </w:r>
       <w:r>
         <w:rPr>
@@ -3458,7 +3503,73 @@
           <w:szCs w:val="20"/>
           <w:lang w:eastAsia="es-CO"/>
         </w:rPr>
-        <w:t>acumulado de la quincena y “Plano del 05 de Marzo al 05 de Marzo hoy 06 de Marzo 2026.bz2” para validación del recaudo diario cargado y aplicado.</w:t>
+        <w:t xml:space="preserve">acumulado de la quincena y “Plano del 05 de </w:t>
+      </w:r>
+      <w:proofErr w:type="gramStart"/>
+      <w:r>
+        <w:rPr>
+          <w:rFonts w:ascii="Verdana" w:eastAsia="Times New Roman" w:hAnsi="Verdana" w:cs="Arial"/>
+          <w:color w:val="222222"/>
+          <w:sz w:val="20"/>
+          <w:szCs w:val="20"/>
+          <w:lang w:eastAsia="es-CO"/>
+        </w:rPr>
+        <w:t>Marzo</w:t>
+      </w:r>
+      <w:proofErr w:type="gramEnd"/>
+      <w:r>
+        <w:rPr>
+          <w:rFonts w:ascii="Verdana" w:eastAsia="Times New Roman" w:hAnsi="Verdana" w:cs="Arial"/>
+          <w:color w:val="222222"/>
+          <w:sz w:val="20"/>
+          <w:szCs w:val="20"/>
+          <w:lang w:eastAsia="es-CO"/>
+        </w:rPr>
+        <w:t xml:space="preserve"> al 05 de </w:t>
+      </w:r>
+      <w:proofErr w:type="gramStart"/>
+      <w:r>
+        <w:rPr>
+          <w:rFonts w:ascii="Verdana" w:eastAsia="Times New Roman" w:hAnsi="Verdana" w:cs="Arial"/>
+          <w:color w:val="222222"/>
+          <w:sz w:val="20"/>
+          <w:szCs w:val="20"/>
+          <w:lang w:eastAsia="es-CO"/>
+        </w:rPr>
+        <w:t>Marzo</w:t>
+      </w:r>
+      <w:proofErr w:type="gramEnd"/>
+      <w:r>
+        <w:rPr>
+          <w:rFonts w:ascii="Verdana" w:eastAsia="Times New Roman" w:hAnsi="Verdana" w:cs="Arial"/>
+          <w:color w:val="222222"/>
+          <w:sz w:val="20"/>
+          <w:szCs w:val="20"/>
+          <w:lang w:eastAsia="es-CO"/>
+        </w:rPr>
+        <w:t xml:space="preserve"> hoy 06 de </w:t>
+      </w:r>
+      <w:proofErr w:type="gramStart"/>
+      <w:r>
+        <w:rPr>
+          <w:rFonts w:ascii="Verdana" w:eastAsia="Times New Roman" w:hAnsi="Verdana" w:cs="Arial"/>
+          <w:color w:val="222222"/>
+          <w:sz w:val="20"/>
+          <w:szCs w:val="20"/>
+          <w:lang w:eastAsia="es-CO"/>
+        </w:rPr>
+        <w:t>Marzo</w:t>
+      </w:r>
+      <w:proofErr w:type="gramEnd"/>
+      <w:r>
+        <w:rPr>
+          <w:rFonts w:ascii="Verdana" w:eastAsia="Times New Roman" w:hAnsi="Verdana" w:cs="Arial"/>
+          <w:color w:val="222222"/>
+          <w:sz w:val="20"/>
+          <w:szCs w:val="20"/>
+          <w:lang w:eastAsia="es-CO"/>
+        </w:rPr>
+        <w:t xml:space="preserve"> 2026.bz2” para validación del recaudo diario cargado y aplicado.</w:t>
       </w:r>
     </w:p>
     <w:p>
@@ -3707,7 +3818,7 @@
 </file>
 
 <file path=word/endnotes.xml><?xml version="1.0" encoding="utf-8"?>
-<w:endnotes xmlns:wpc="http://schemas.microsoft.com/office/word/2010/wordprocessingCanvas" xmlns:cx="http://schemas.microsoft.com/office/drawing/2014/chartex" xmlns:cx1="http://schemas.microsoft.com/office/drawing/2015/9/8/chartex" xmlns:cx2="http://schemas.microsoft.com/office/drawing/2015/10/21/chartex" xmlns:cx3="http://schemas.microsoft.com/office/drawing/2016/5/9/chartex" xmlns:cx4="http://schemas.microsoft.com/office/drawing/2016/5/10/chartex" xmlns:cx5="http://schemas.microsoft.com/office/drawing/2016/5/11/chartex" xmlns:cx6="http://schemas.microsoft.com/office/drawing/2016/5/12/chartex" xmlns:cx7="http://schemas.microsoft.com/office/drawing/2016/5/13/chartex" xmlns:cx8="http://schemas.microsoft.com/office/drawing/2016/5/14/chartex" xmlns:mc="http://schemas.openxmlformats.org/markup-compatibility/2006" xmlns:aink="http://schemas.microsoft.com/office/drawing/2016/ink" xmlns:am3d="http://schemas.microsoft.com/office/drawing/2017/model3d" xmlns:o="urn:schemas-microsoft-com:office:office" xmlns:r="http://schemas.openxmlformats.org/officeDocument/2006/relationships" xmlns:m="http://schemas.openxmlformats.org/officeDocument/2006/math" xmlns:v="urn:schemas-microsoft-com:vml" xmlns:wp14="http://schemas.microsoft.com/office/word/2010/wordprocessingDrawing" xmlns:wp="http://schemas.openxmlformats.org/drawingml/2006/wordprocessingDrawing" xmlns:w10="urn:schemas-microsoft-com:office:word" xmlns:w="http://schemas.openxmlformats.org/wordprocessingml/2006/main" xmlns:w14="http://schemas.microsoft.com/office/word/2010/wordml" xmlns:w15="http://schemas.microsoft.com/office/word/2012/wordml" xmlns:w16cex="http://schemas.microsoft.com/office/word/2018/wordml/cex" xmlns:w16cid="http://schemas.microsoft.com/office/word/2016/wordml/cid" xmlns:w16="http://schemas.microsoft.com/office/word/2018/wordml" xmlns:w16se="http://schemas.microsoft.com/office/word/2015/wordml/symex" xmlns:wpg="http://schemas.microsoft.com/office/word/2010/wordprocessingGroup" xmlns:wpi="http://schemas.microsoft.com/office/word/2010/wordprocessingInk" xmlns:wne="http://schemas.microsoft.com/office/word/2006/wordml" xmlns:wps="http://schemas.microsoft.com/office/word/2010/wordprocessingShape" mc:Ignorable="w14 w15 w16se w16cid w16 w16cex wp14">
+<w:endnotes xmlns:wpc="http://schemas.microsoft.com/office/word/2010/wordprocessingCanvas" xmlns:cx="http://schemas.microsoft.com/office/drawing/2014/chartex" xmlns:cx1="http://schemas.microsoft.com/office/drawing/2015/9/8/chartex" xmlns:cx2="http://schemas.microsoft.com/office/drawing/2015/10/21/chartex" xmlns:cx3="http://schemas.microsoft.com/office/drawing/2016/5/9/chartex" xmlns:cx4="http://schemas.microsoft.com/office/drawing/2016/5/10/chartex" xmlns:cx5="http://schemas.microsoft.com/office/drawing/2016/5/11/chartex" xmlns:cx6="http://schemas.microsoft.com/office/drawing/2016/5/12/chartex" xmlns:cx7="http://schemas.microsoft.com/office/drawing/2016/5/13/chartex" xmlns:cx8="http://schemas.microsoft.com/office/drawing/2016/5/14/chartex" xmlns:mc="http://schemas.openxmlformats.org/markup-compatibility/2006" xmlns:aink="http://schemas.microsoft.com/office/drawing/2016/ink" xmlns:am3d="http://schemas.microsoft.com/office/drawing/2017/model3d" xmlns:o="urn:schemas-microsoft-com:office:office" xmlns:oel="http://schemas.microsoft.com/office/2019/extlst" xmlns:r="http://schemas.openxmlformats.org/officeDocument/2006/relationships" xmlns:m="http://schemas.openxmlformats.org/officeDocument/2006/math" xmlns:v="urn:schemas-microsoft-com:vml" xmlns:wp14="http://schemas.microsoft.com/office/word/2010/wordprocessingDrawing" xmlns:wp="http://schemas.openxmlformats.org/drawingml/2006/wordprocessingDrawing" xmlns:w10="urn:schemas-microsoft-com:office:word" xmlns:w="http://schemas.openxmlformats.org/wordprocessingml/2006/main" xmlns:w14="http://schemas.microsoft.com/office/word/2010/wordml" xmlns:w15="http://schemas.microsoft.com/office/word/2012/wordml" xmlns:w16cex="http://schemas.microsoft.com/office/word/2018/wordml/cex" xmlns:w16cid="http://schemas.microsoft.com/office/word/2016/wordml/cid" xmlns:w16="http://schemas.microsoft.com/office/word/2018/wordml" xmlns:w16du="http://schemas.microsoft.com/office/word/2023/wordml/word16du" xmlns:w16sdtdh="http://schemas.microsoft.com/office/word/2020/wordml/sdtdatahash" xmlns:w16sdtfl="http://schemas.microsoft.com/office/word/2024/wordml/sdtformatlock" xmlns:w16se="http://schemas.microsoft.com/office/word/2015/wordml/symex" xmlns:wpg="http://schemas.microsoft.com/office/word/2010/wordprocessingGroup" xmlns:wpi="http://schemas.microsoft.com/office/word/2010/wordprocessingInk" xmlns:wne="http://schemas.microsoft.com/office/word/2006/wordml" xmlns:wps="http://schemas.microsoft.com/office/word/2010/wordprocessingShape" mc:Ignorable="w14 w15 w16se w16cid w16 w16cex w16sdtdh w16sdtfl w16du wp14">
   <w:endnote w:type="separator" w:id="-1">
     <w:p>
       <w:pPr>
@@ -3732,7 +3843,7 @@
 </file>
 
 <file path=word/footnotes.xml><?xml version="1.0" encoding="utf-8"?>
-<w:footnotes xmlns:wpc="http://schemas.microsoft.com/office/word/2010/wordprocessingCanvas" xmlns:cx="http://schemas.microsoft.com/office/drawing/2014/chartex" xmlns:cx1="http://schemas.microsoft.com/office/drawing/2015/9/8/chartex" xmlns:cx2="http://schemas.microsoft.com/office/drawing/2015/10/21/chartex" xmlns:cx3="http://schemas.microsoft.com/office/drawing/2016/5/9/chartex" xmlns:cx4="http://schemas.microsoft.com/office/drawing/2016/5/10/chartex" xmlns:cx5="http://schemas.microsoft.com/office/drawing/2016/5/11/chartex" xmlns:cx6="http://schemas.microsoft.com/office/drawing/2016/5/12/chartex" xmlns:cx7="http://schemas.microsoft.com/office/drawing/2016/5/13/chartex" xmlns:cx8="http://schemas.microsoft.com/office/drawing/2016/5/14/chartex" xmlns:mc="http://schemas.openxmlformats.org/markup-compatibility/2006" xmlns:aink="http://schemas.microsoft.com/office/drawing/2016/ink" xmlns:am3d="http://schemas.microsoft.com/office/drawing/2017/model3d" xmlns:o="urn:schemas-microsoft-com:office:office" xmlns:r="http://schemas.openxmlformats.org/officeDocument/2006/relationships" xmlns:m="http://schemas.openxmlformats.org/officeDocument/2006/math" xmlns:v="urn:schemas-microsoft-com:vml" xmlns:wp14="http://schemas.microsoft.com/office/word/2010/wordprocessingDrawing" xmlns:wp="http://schemas.openxmlformats.org/drawingml/2006/wordprocessingDrawing" xmlns:w10="urn:schemas-microsoft-com:office:word" xmlns:w="http://schemas.openxmlformats.org/wordprocessingml/2006/main" xmlns:w14="http://schemas.microsoft.com/office/word/2010/wordml" xmlns:w15="http://schemas.microsoft.com/office/word/2012/wordml" xmlns:w16cex="http://schemas.microsoft.com/office/word/2018/wordml/cex" xmlns:w16cid="http://schemas.microsoft.com/office/word/2016/wordml/cid" xmlns:w16="http://schemas.microsoft.com/office/word/2018/wordml" xmlns:w16se="http://schemas.microsoft.com/office/word/2015/wordml/symex" xmlns:wpg="http://schemas.microsoft.com/office/word/2010/wordprocessingGroup" xmlns:wpi="http://schemas.microsoft.com/office/word/2010/wordprocessingInk" xmlns:wne="http://schemas.microsoft.com/office/word/2006/wordml" xmlns:wps="http://schemas.microsoft.com/office/word/2010/wordprocessingShape" mc:Ignorable="w14 w15 w16se w16cid w16 w16cex wp14">
+<w:footnotes xmlns:wpc="http://schemas.microsoft.com/office/word/2010/wordprocessingCanvas" xmlns:cx="http://schemas.microsoft.com/office/drawing/2014/chartex" xmlns:cx1="http://schemas.microsoft.com/office/drawing/2015/9/8/chartex" xmlns:cx2="http://schemas.microsoft.com/office/drawing/2015/10/21/chartex" xmlns:cx3="http://schemas.microsoft.com/office/drawing/2016/5/9/chartex" xmlns:cx4="http://schemas.microsoft.com/office/drawing/2016/5/10/chartex" xmlns:cx5="http://schemas.microsoft.com/office/drawing/2016/5/11/chartex" xmlns:cx6="http://schemas.microsoft.com/office/drawing/2016/5/12/chartex" xmlns:cx7="http://schemas.microsoft.com/office/drawing/2016/5/13/chartex" xmlns:cx8="http://schemas.microsoft.com/office/drawing/2016/5/14/chartex" xmlns:mc="http://schemas.openxmlformats.org/markup-compatibility/2006" xmlns:aink="http://schemas.microsoft.com/office/drawing/2016/ink" xmlns:am3d="http://schemas.microsoft.com/office/drawing/2017/model3d" xmlns:o="urn:schemas-microsoft-com:office:office" xmlns:oel="http://schemas.microsoft.com/office/2019/extlst" xmlns:r="http://schemas.openxmlformats.org/officeDocument/2006/relationships" xmlns:m="http://schemas.openxmlformats.org/officeDocument/2006/math" xmlns:v="urn:schemas-microsoft-com:vml" xmlns:wp14="http://schemas.microsoft.com/office/word/2010/wordprocessingDrawing" xmlns:wp="http://schemas.openxmlformats.org/drawingml/2006/wordprocessingDrawing" xmlns:w10="urn:schemas-microsoft-com:office:word" xmlns:w="http://schemas.openxmlformats.org/wordprocessingml/2006/main" xmlns:w14="http://schemas.microsoft.com/office/word/2010/wordml" xmlns:w15="http://schemas.microsoft.com/office/word/2012/wordml" xmlns:w16cex="http://schemas.microsoft.com/office/word/2018/wordml/cex" xmlns:w16cid="http://schemas.microsoft.com/office/word/2016/wordml/cid" xmlns:w16="http://schemas.microsoft.com/office/word/2018/wordml" xmlns:w16du="http://schemas.microsoft.com/office/word/2023/wordml/word16du" xmlns:w16sdtdh="http://schemas.microsoft.com/office/word/2020/wordml/sdtdatahash" xmlns:w16sdtfl="http://schemas.microsoft.com/office/word/2024/wordml/sdtformatlock" xmlns:w16se="http://schemas.microsoft.com/office/word/2015/wordml/symex" xmlns:wpg="http://schemas.microsoft.com/office/word/2010/wordprocessingGroup" xmlns:wpi="http://schemas.microsoft.com/office/word/2010/wordprocessingInk" xmlns:wne="http://schemas.microsoft.com/office/word/2006/wordml" xmlns:wps="http://schemas.microsoft.com/office/word/2010/wordprocessingShape" mc:Ignorable="w14 w15 w16se w16cid w16 w16cex w16sdtdh w16sdtfl w16du wp14">
   <w:footnote w:type="separator" w:id="-1">
     <w:p>
       <w:pPr>
@@ -3784,7 +3895,7 @@
 </file>
 
 <file path=word/numbering.xml><?xml version="1.0" encoding="utf-8"?>
-<w:numbering xmlns:wpc="http://schemas.microsoft.com/office/word/2010/wordprocessingCanvas" xmlns:cx="http://schemas.microsoft.com/office/drawing/2014/chartex" xmlns:cx1="http://schemas.microsoft.com/office/drawing/2015/9/8/chartex" xmlns:cx2="http://schemas.microsoft.com/office/drawing/2015/10/21/chartex" xmlns:cx3="http://schemas.microsoft.com/office/drawing/2016/5/9/chartex" xmlns:cx4="http://schemas.microsoft.com/office/drawing/2016/5/10/chartex" xmlns:cx5="http://schemas.microsoft.com/office/drawing/2016/5/11/chartex" xmlns:cx6="http://schemas.microsoft.com/office/drawing/2016/5/12/chartex" xmlns:cx7="http://schemas.microsoft.com/office/drawing/2016/5/13/chartex" xmlns:cx8="http://schemas.microsoft.com/office/drawing/2016/5/14/chartex" xmlns:mc="http://schemas.openxmlformats.org/markup-compatibility/2006" xmlns:aink="http://schemas.microsoft.com/office/drawing/2016/ink" xmlns:am3d="http://schemas.microsoft.com/office/drawing/2017/model3d" xmlns:o="urn:schemas-microsoft-com:office:office" xmlns:r="http://schemas.openxmlformats.org/officeDocument/2006/relationships" xmlns:m="http://schemas.openxmlformats.org/officeDocument/2006/math" xmlns:v="urn:schemas-microsoft-com:vml" xmlns:wp14="http://schemas.microsoft.com/office/word/2010/wordprocessingDrawing" xmlns:wp="http://schemas.openxmlformats.org/drawingml/2006/wordprocessingDrawing" xmlns:w10="urn:schemas-microsoft-com:office:word" xmlns:w="http://schemas.openxmlformats.org/wordprocessingml/2006/main" xmlns:w14="http://schemas.microsoft.com/office/word/2010/wordml" xmlns:w15="http://schemas.microsoft.com/office/word/2012/wordml" xmlns:w16cex="http://schemas.microsoft.com/office/word/2018/wordml/cex" xmlns:w16cid="http://schemas.microsoft.com/office/word/2016/wordml/cid" xmlns:w16="http://schemas.microsoft.com/office/word/2018/wordml" xmlns:w16se="http://schemas.microsoft.com/office/word/2015/wordml/symex" xmlns:wpg="http://schemas.microsoft.com/office/word/2010/wordprocessingGroup" xmlns:wpi="http://schemas.microsoft.com/office/word/2010/wordprocessingInk" xmlns:wne="http://schemas.microsoft.com/office/word/2006/wordml" xmlns:wps="http://schemas.microsoft.com/office/word/2010/wordprocessingShape" mc:Ignorable="w14 w15 w16se w16cid w16 w16cex wp14">
+<w:numbering xmlns:wpc="http://schemas.microsoft.com/office/word/2010/wordprocessingCanvas" xmlns:cx="http://schemas.microsoft.com/office/drawing/2014/chartex" xmlns:cx1="http://schemas.microsoft.com/office/drawing/2015/9/8/chartex" xmlns:cx2="http://schemas.microsoft.com/office/drawing/2015/10/21/chartex" xmlns:cx3="http://schemas.microsoft.com/office/drawing/2016/5/9/chartex" xmlns:cx4="http://schemas.microsoft.com/office/drawing/2016/5/10/chartex" xmlns:cx5="http://schemas.microsoft.com/office/drawing/2016/5/11/chartex" xmlns:cx6="http://schemas.microsoft.com/office/drawing/2016/5/12/chartex" xmlns:cx7="http://schemas.microsoft.com/office/drawing/2016/5/13/chartex" xmlns:cx8="http://schemas.microsoft.com/office/drawing/2016/5/14/chartex" xmlns:mc="http://schemas.openxmlformats.org/markup-compatibility/2006" xmlns:aink="http://schemas.microsoft.com/office/drawing/2016/ink" xmlns:am3d="http://schemas.microsoft.com/office/drawing/2017/model3d" xmlns:o="urn:schemas-microsoft-com:office:office" xmlns:oel="http://schemas.microsoft.com/office/2019/extlst" xmlns:r="http://schemas.openxmlformats.org/officeDocument/2006/relationships" xmlns:m="http://schemas.openxmlformats.org/officeDocument/2006/math" xmlns:v="urn:schemas-microsoft-com:vml" xmlns:wp14="http://schemas.microsoft.com/office/word/2010/wordprocessingDrawing" xmlns:wp="http://schemas.openxmlformats.org/drawingml/2006/wordprocessingDrawing" xmlns:w10="urn:schemas-microsoft-com:office:word" xmlns:w="http://schemas.openxmlformats.org/wordprocessingml/2006/main" xmlns:w14="http://schemas.microsoft.com/office/word/2010/wordml" xmlns:w15="http://schemas.microsoft.com/office/word/2012/wordml" xmlns:w16cex="http://schemas.microsoft.com/office/word/2018/wordml/cex" xmlns:w16cid="http://schemas.microsoft.com/office/word/2016/wordml/cid" xmlns:w16="http://schemas.microsoft.com/office/word/2018/wordml" xmlns:w16du="http://schemas.microsoft.com/office/word/2023/wordml/word16du" xmlns:w16sdtdh="http://schemas.microsoft.com/office/word/2020/wordml/sdtdatahash" xmlns:w16sdtfl="http://schemas.microsoft.com/office/word/2024/wordml/sdtformatlock" xmlns:w16se="http://schemas.microsoft.com/office/word/2015/wordml/symex" xmlns:wpg="http://schemas.microsoft.com/office/word/2010/wordprocessingGroup" xmlns:wpi="http://schemas.microsoft.com/office/word/2010/wordprocessingInk" xmlns:wne="http://schemas.microsoft.com/office/word/2006/wordml" xmlns:wps="http://schemas.microsoft.com/office/word/2010/wordprocessingShape" mc:Ignorable="w14 w15 w16se w16cid w16 w16cex w16sdtdh w16sdtfl w16du wp14">
   <w:abstractNum w:abstractNumId="0" w15:restartNumberingAfterBreak="0">
     <w:nsid w:val="2EA82FBD"/>
     <w:multiLevelType w:val="hybridMultilevel"/>
@@ -4463,29 +4574,29 @@
       </w:rPr>
     </w:lvl>
   </w:abstractNum>
-  <w:num w:numId="1">
+  <w:num w:numId="1" w16cid:durableId="1623684372">
     <w:abstractNumId w:val="3"/>
   </w:num>
-  <w:num w:numId="2">
+  <w:num w:numId="2" w16cid:durableId="387921989">
     <w:abstractNumId w:val="5"/>
   </w:num>
-  <w:num w:numId="3">
+  <w:num w:numId="3" w16cid:durableId="163864684">
     <w:abstractNumId w:val="2"/>
   </w:num>
-  <w:num w:numId="4">
+  <w:num w:numId="4" w16cid:durableId="1659188438">
     <w:abstractNumId w:val="0"/>
   </w:num>
-  <w:num w:numId="5">
+  <w:num w:numId="5" w16cid:durableId="216481030">
     <w:abstractNumId w:val="1"/>
   </w:num>
-  <w:num w:numId="6">
+  <w:num w:numId="6" w16cid:durableId="1441559597">
     <w:abstractNumId w:val="4"/>
   </w:num>
 </w:numbering>
 </file>
 
 <file path=word/styles.xml><?xml version="1.0" encoding="utf-8"?>
-<w:styles xmlns:mc="http://schemas.openxmlformats.org/markup-compatibility/2006" xmlns:r="http://schemas.openxmlformats.org/officeDocument/2006/relationships" xmlns:w="http://schemas.openxmlformats.org/wordprocessingml/2006/main" xmlns:w14="http://schemas.microsoft.com/office/word/2010/wordml" xmlns:w15="http://schemas.microsoft.com/office/word/2012/wordml" xmlns:w16cex="http://schemas.microsoft.com/office/word/2018/wordml/cex" xmlns:w16cid="http://schemas.microsoft.com/office/word/2016/wordml/cid" xmlns:w16="http://schemas.microsoft.com/office/word/2018/wordml" xmlns:w16se="http://schemas.microsoft.com/office/word/2015/wordml/symex" mc:Ignorable="w14 w15 w16se w16cid w16 w16cex">
+<w:styles xmlns:mc="http://schemas.openxmlformats.org/markup-compatibility/2006" xmlns:r="http://schemas.openxmlformats.org/officeDocument/2006/relationships" xmlns:w="http://schemas.openxmlformats.org/wordprocessingml/2006/main" xmlns:w14="http://schemas.microsoft.com/office/word/2010/wordml" xmlns:w15="http://schemas.microsoft.com/office/word/2012/wordml" xmlns:w16cex="http://schemas.microsoft.com/office/word/2018/wordml/cex" xmlns:w16cid="http://schemas.microsoft.com/office/word/2016/wordml/cid" xmlns:w16="http://schemas.microsoft.com/office/word/2018/wordml" xmlns:w16du="http://schemas.microsoft.com/office/word/2023/wordml/word16du" xmlns:w16sdtdh="http://schemas.microsoft.com/office/word/2020/wordml/sdtdatahash" xmlns:w16sdtfl="http://schemas.microsoft.com/office/word/2024/wordml/sdtformatlock" xmlns:w16se="http://schemas.microsoft.com/office/word/2015/wordml/symex" mc:Ignorable="w14 w15 w16se w16cid w16 w16cex w16sdtdh w16sdtfl w16du">
   <w:docDefaults>
     <w:rPrDefault>
       <w:rPr>
@@ -4915,7 +5026,7 @@
     <w:basedOn w:val="Fuentedeprrafopredeter"/>
     <w:rsid w:val="00936B33"/>
   </w:style>
-  <w:style w:type="character" w:styleId="Textoennegrita">
+  <w:style w:type="character" w:styleId="Fuerte">
     <w:name w:val="Strong"/>
     <w:basedOn w:val="Fuentedeprrafopredeter"/>
     <w:uiPriority w:val="22"/>
@@ -5343,4 +5454,10 @@
     <ds:schemaRef ds:uri="http://schemas.openxmlformats.org/officeDocument/2006/bibliography"/>
   </ds:schemaRefs>
 </ds:datastoreItem>
+</file>
+
+<file path=docMetadata/LabelInfo.xml><?xml version="1.0" encoding="utf-8"?>
+<clbl:labelList xmlns:clbl="http://schemas.microsoft.com/office/2020/mipLabelMetadata">
+  <clbl:label id="{4e8ad5fd-3b35-462b-bf95-8eacd4641ce5}" enabled="0" method="" siteId="{4e8ad5fd-3b35-462b-bf95-8eacd4641ce5}" removed="1"/>
+</clbl:labelList>
 </file>